--- a/pr-preview/pr-15/chapters/coding-style-tracked-changes.docx
+++ b/pr-preview/pr-15/chapters/coding-style-tracked-changes.docx
@@ -16,7 +16,7 @@
       </w:pPr>
       <w:del w:id="1" w:author="PR Preview" w:date="2026-01-01T00:00:00Z">
         <w:r>
-          <w:delText xml:space="preserve">Last modified: 2026-10-11 21:04:29 (PDT)</w:delText>
+          <w:delText xml:space="preserve">Last modified: 2026-10-12 00:36:52 (PDT)</w:delText>
         </w:r>
       </w:del>
     </w:p>
@@ -26,7 +26,7 @@
       </w:pPr>
       <w:ins w:id="2" w:author="PR Preview" w:date="2026-01-01T00:00:00Z">
         <w:r>
-          <w:t xml:space="preserve">Last modified: 2026-10-11 23:36:09 (PDT)</w:t>
+          <w:t xml:space="preserve">Last modified: 2026-10-12 01:03:54 (PDT)</w:t>
         </w:r>
       </w:ins>
     </w:p>

--- a/pr-preview/pr-15/chapters/coding-style-tracked-changes.docx
+++ b/pr-preview/pr-15/chapters/coding-style-tracked-changes.docx
@@ -16,7 +16,7 @@
       </w:pPr>
       <w:del w:id="1" w:author="PR Preview" w:date="2026-01-01T00:00:00Z">
         <w:r>
-          <w:delText xml:space="preserve">Last modified: 2026-10-12 00:36:52 (PDT)</w:delText>
+          <w:delText xml:space="preserve">Last modified: 2026-10-12 01:04:11 (PDT)</w:delText>
         </w:r>
       </w:del>
     </w:p>
@@ -26,7 +26,7 @@
       </w:pPr>
       <w:ins w:id="2" w:author="PR Preview" w:date="2026-01-01T00:00:00Z">
         <w:r>
-          <w:t xml:space="preserve">Last modified: 2026-10-12 01:03:54 (PDT)</w:t>
+          <w:t xml:space="preserve">Last modified: 2026-10-12 01:10:28 (PDT)</w:t>
         </w:r>
       </w:ins>
     </w:p>
@@ -45,7 +45,7 @@
         <w:t xml:space="preserve">Follow these code style guidelines for all R code:</w:t>
       </w:r>
     </w:p>
-    <w:bookmarkStart w:id="14" w:name="general-principles"/>
+    <w:bookmarkStart w:id="14" w:name="sec-general-principles"/>
     <w:p>
       <w:pPr>
         <w:pStyle w:val="Heading2"/>
@@ -9648,7 +9648,7 @@
       </w:r>
     </w:p>
     <w:bookmarkEnd w:id="58"/>
-    <w:bookmarkStart w:id="63" w:name="line-breaks-and-formatting"/>
+    <w:bookmarkStart w:id="63" w:name="sec-line-breaks-and-formatting"/>
     <w:p>
       <w:pPr>
         <w:pStyle w:val="Heading2"/>
@@ -12170,7 +12170,7 @@
     </w:p>
     <w:bookmarkEnd w:id="62"/>
     <w:bookmarkEnd w:id="63"/>
-    <w:bookmarkStart w:id="66" w:name="markdown-and-quarto-formatting"/>
+    <w:bookmarkStart w:id="66" w:name="sec-markdown-and-quarto-formatting"/>
     <w:p>
       <w:pPr>
         <w:pStyle w:val="Heading2"/>
@@ -12302,7 +12302,7 @@
     </w:p>
     <w:bookmarkEnd w:id="65"/>
     <w:bookmarkEnd w:id="66"/>
-    <w:bookmarkStart w:id="68" w:name="messaging-and-user-communication"/>
+    <w:bookmarkStart w:id="68" w:name="sec-messaging-and-user-communication"/>
     <w:p>
       <w:pPr>
         <w:pStyle w:val="Heading2"/>
